--- a/docs/huong-dan/quan-tri-he-thong/Huong-dan-quan-tri-he-thong.docx
+++ b/docs/huong-dan/quan-tri-he-thong/Huong-dan-quan-tri-he-thong.docx
@@ -1793,6 +1793,39 @@
     </w:p>
     <w:p>
       <w:pPr>
+        <w:pStyle w:val="ListParagraph"/>
+        <w:numPr>
+          <w:ilvl w:val="0"/>
+          <w:numId w:val="9"/>
+        </w:numPr>
+        <w:spacing w:after="100"/>
+      </w:pPr>
+      <w:r>
+        <w:t xml:space="preserve">Cột </w:t>
+      </w:r>
+      <w:r>
+        <w:rPr>
+          <w:b/>
+          <w:bCs/>
+        </w:rPr>
+        <w:t xml:space="preserve">Công ty mẹ</w:t>
+      </w:r>
+      <w:r>
+        <w:t xml:space="preserve"> — gán đơn vị vào NHÓM công ty mẹ – con; chỉ trong cùng nhóm mới bán </w:t>
+      </w:r>
+      <w:r>
+        <w:rPr>
+          <w:b/>
+          <w:bCs/>
+        </w:rPr>
+        <w:t xml:space="preserve">Tiêu thụ nội bộ</w:t>
+      </w:r>
+      <w:r>
+        <w:t xml:space="preserve"> cho nhau.</w:t>
+      </w:r>
+    </w:p>
+    <w:p>
+      <w:pPr>
         <w:spacing w:after="80" w:before="140"/>
       </w:pPr>
       <w:r>
@@ -1877,6 +1910,49 @@
       </w:r>
       <w:r>
         <w:t xml:space="preserve">.</w:t>
+      </w:r>
+    </w:p>
+    <w:p>
+      <w:pPr>
+        <w:pStyle w:val="ListParagraph"/>
+        <w:numPr>
+          <w:ilvl w:val="0"/>
+          <w:numId w:val="3"/>
+        </w:numPr>
+        <w:spacing w:after="80"/>
+      </w:pPr>
+      <w:r>
+        <w:t xml:space="preserve">Đơn vị có thấy màn </w:t>
+      </w:r>
+      <w:r>
+        <w:rPr>
+          <w:b/>
+          <w:bCs/>
+        </w:rPr>
+        <w:t xml:space="preserve">Báo cáo thu mua</w:t>
+      </w:r>
+      <w:r>
+        <w:t xml:space="preserve"> hay không do </w:t>
+      </w:r>
+      <w:r>
+        <w:rPr>
+          <w:b/>
+          <w:bCs/>
+        </w:rPr>
+        <w:t xml:space="preserve">kế hoạch thu mua</w:t>
+      </w:r>
+      <w:r>
+        <w:t xml:space="preserve"> ở màn *Kế hoạch năm* quyết định (khai </w:t>
+      </w:r>
+      <w:r>
+        <w:rPr>
+          <w:b/>
+          <w:bCs/>
+        </w:rPr>
+        <w:t xml:space="preserve">&gt; 0</w:t>
+      </w:r>
+      <w:r>
+        <w:t xml:space="preserve"> thì hiện) — không còn ô bật/tắt ở màn này.</w:t>
       </w:r>
     </w:p>
     <w:p>

--- a/docs/huong-dan/quan-tri-he-thong/Huong-dan-quan-tri-he-thong.docx
+++ b/docs/huong-dan/quan-tri-he-thong/Huong-dan-quan-tri-he-thong.docx
@@ -440,7 +440,27 @@
         <w:t xml:space="preserve">Trạng thái</w:t>
       </w:r>
       <w:r>
-        <w:t xml:space="preserve"> — *Đang dùng* hoặc *Đã khoá*.</w:t>
+        <w:t xml:space="preserve"> — </w:t>
+      </w:r>
+      <w:r>
+        <w:rPr>
+          <w:b/>
+          <w:bCs/>
+        </w:rPr>
+        <w:t xml:space="preserve">Đang dùng</w:t>
+      </w:r>
+      <w:r>
+        <w:t xml:space="preserve"> hoặc </w:t>
+      </w:r>
+      <w:r>
+        <w:rPr>
+          <w:b/>
+          <w:bCs/>
+        </w:rPr>
+        <w:t xml:space="preserve">Đã khoá</w:t>
+      </w:r>
+      <w:r>
+        <w:t xml:space="preserve">.</w:t>
       </w:r>
     </w:p>
     <w:p>
@@ -698,7 +718,17 @@
         <w:t xml:space="preserve">Vai trò</w:t>
       </w:r>
       <w:r>
-        <w:t xml:space="preserve"> — chọn *Chuyên viên nhập liệu*.</w:t>
+        <w:t xml:space="preserve"> — chọn </w:t>
+      </w:r>
+      <w:r>
+        <w:rPr>
+          <w:b/>
+          <w:bCs/>
+        </w:rPr>
+        <w:t xml:space="preserve">Chuyên viên nhập liệu</w:t>
+      </w:r>
+      <w:r>
+        <w:t xml:space="preserve">.</w:t>
       </w:r>
     </w:p>
     <w:p>
@@ -806,7 +836,17 @@
         <w:t xml:space="preserve">mọi</w:t>
       </w:r>
       <w:r>
-        <w:t xml:space="preserve"> đơn vị, gồm cả màn *Báo cáo tổng hợp*. Chỉ cấp cho người thực sự cần tổng hợp toàn Tập đoàn.</w:t>
+        <w:t xml:space="preserve"> đơn vị, gồm cả màn </w:t>
+      </w:r>
+      <w:r>
+        <w:rPr>
+          <w:b/>
+          <w:bCs/>
+        </w:rPr>
+        <w:t xml:space="preserve">Báo cáo tổng hợp</w:t>
+      </w:r>
+      <w:r>
+        <w:t xml:space="preserve">. Chỉ cấp cho người thực sự cần tổng hợp toàn Tập đoàn.</w:t>
       </w:r>
     </w:p>
     <w:p>
@@ -985,7 +1025,17 @@
         <w:t xml:space="preserve">Vai trò</w:t>
       </w:r>
       <w:r>
-        <w:t xml:space="preserve"> — chọn *Đơn vị thành viên*. Khi chọn xong, ô “Quyền theo mục” biến mất và thay bằng ô chọn đơn vị.</w:t>
+        <w:t xml:space="preserve"> — chọn </w:t>
+      </w:r>
+      <w:r>
+        <w:rPr>
+          <w:b/>
+          <w:bCs/>
+        </w:rPr>
+        <w:t xml:space="preserve">Đơn vị thành viên</w:t>
+      </w:r>
+      <w:r>
+        <w:t xml:space="preserve">. Khi chọn xong, ô “Quyền theo mục” biến mất và thay bằng ô chọn đơn vị.</w:t>
       </w:r>
     </w:p>
     <w:p>
@@ -1225,7 +1275,17 @@
         <w:t xml:space="preserve">Vai trò</w:t>
       </w:r>
       <w:r>
-        <w:t xml:space="preserve"> — đổi vai trò nếu cần (đổi sang *Đơn vị thành viên* thì phải gán đơn vị).</w:t>
+        <w:t xml:space="preserve"> — đổi vai trò nếu cần (đổi sang </w:t>
+      </w:r>
+      <w:r>
+        <w:rPr>
+          <w:b/>
+          <w:bCs/>
+        </w:rPr>
+        <w:t xml:space="preserve">Đơn vị thành viên</w:t>
+      </w:r>
+      <w:r>
+        <w:t xml:space="preserve"> thì phải gán đơn vị).</w:t>
       </w:r>
     </w:p>
     <w:p>
@@ -1265,7 +1325,17 @@
         <w:t xml:space="preserve">Trạng thái</w:t>
       </w:r>
       <w:r>
-        <w:t xml:space="preserve"> — chuyển *Đã khoá* để chặn đăng nhập mà vẫn giữ lịch sử số liệu đã nhập.</w:t>
+        <w:t xml:space="preserve"> — chuyển </w:t>
+      </w:r>
+      <w:r>
+        <w:rPr>
+          <w:b/>
+          <w:bCs/>
+        </w:rPr>
+        <w:t xml:space="preserve">Đã khoá</w:t>
+      </w:r>
+      <w:r>
+        <w:t xml:space="preserve"> để chặn đăng nhập mà vẫn giữ lịch sử số liệu đã nhập.</w:t>
       </w:r>
     </w:p>
     <w:p>
@@ -1524,7 +1594,17 @@
         <w:spacing w:after="80"/>
       </w:pPr>
       <w:r>
-        <w:t xml:space="preserve">Sau khi đặt lại mật khẩu, báo lại cho người dùng và nhắc họ tự đổi ở mục *Hồ sơ cá nhân*.</w:t>
+        <w:t xml:space="preserve">Sau khi đặt lại mật khẩu, báo lại cho người dùng và nhắc họ tự đổi ở mục </w:t>
+      </w:r>
+      <w:r>
+        <w:rPr>
+          <w:b/>
+          <w:bCs/>
+        </w:rPr>
+        <w:t xml:space="preserve">Hồ sơ cá nhân</w:t>
+      </w:r>
+      <w:r>
+        <w:t xml:space="preserve">.</w:t>
       </w:r>
     </w:p>
     <w:p>
@@ -1788,7 +1868,27 @@
         <w:t xml:space="preserve">Nhà máy</w:t>
       </w:r>
       <w:r>
-        <w:t xml:space="preserve"> — *Có nhà máy* hoặc *Không có nhà máy*.</w:t>
+        <w:t xml:space="preserve"> — </w:t>
+      </w:r>
+      <w:r>
+        <w:rPr>
+          <w:b/>
+          <w:bCs/>
+        </w:rPr>
+        <w:t xml:space="preserve">Có nhà máy</w:t>
+      </w:r>
+      <w:r>
+        <w:t xml:space="preserve"> hoặc </w:t>
+      </w:r>
+      <w:r>
+        <w:rPr>
+          <w:b/>
+          <w:bCs/>
+        </w:rPr>
+        <w:t xml:space="preserve">Không có nhà máy</w:t>
+      </w:r>
+      <w:r>
+        <w:t xml:space="preserve">.</w:t>
       </w:r>
     </w:p>
     <w:p>
@@ -1942,7 +2042,17 @@
         <w:t xml:space="preserve">kế hoạch thu mua</w:t>
       </w:r>
       <w:r>
-        <w:t xml:space="preserve"> ở màn *Kế hoạch năm* quyết định (khai </w:t>
+        <w:t xml:space="preserve"> ở màn </w:t>
+      </w:r>
+      <w:r>
+        <w:rPr>
+          <w:b/>
+          <w:bCs/>
+        </w:rPr>
+        <w:t xml:space="preserve">Kế hoạch năm</w:t>
+      </w:r>
+      <w:r>
+        <w:t xml:space="preserve"> quyết định (khai </w:t>
       </w:r>
       <w:r>
         <w:rPr>
@@ -2089,7 +2199,17 @@
         <w:t xml:space="preserve">Khu vực</w:t>
       </w:r>
       <w:r>
-        <w:t xml:space="preserve"> — đơn vị ngoài nước thường để *Chưa gán*.</w:t>
+        <w:t xml:space="preserve"> — đơn vị ngoài nước thường để </w:t>
+      </w:r>
+      <w:r>
+        <w:rPr>
+          <w:b/>
+          <w:bCs/>
+        </w:rPr>
+        <w:t xml:space="preserve">Chưa gán</w:t>
+      </w:r>
+      <w:r>
+        <w:t xml:space="preserve">.</w:t>
       </w:r>
     </w:p>
     <w:p>
@@ -2112,7 +2232,27 @@
         <w:t xml:space="preserve">Quốc gia / Tiền</w:t>
       </w:r>
       <w:r>
-        <w:t xml:space="preserve"> — chọn *Lào (LAK)* hoặc *Campuchia (KHR)*.</w:t>
+        <w:t xml:space="preserve"> — chọn </w:t>
+      </w:r>
+      <w:r>
+        <w:rPr>
+          <w:b/>
+          <w:bCs/>
+        </w:rPr>
+        <w:t xml:space="preserve">Lào (LAK)</w:t>
+      </w:r>
+      <w:r>
+        <w:t xml:space="preserve"> hoặc </w:t>
+      </w:r>
+      <w:r>
+        <w:rPr>
+          <w:b/>
+          <w:bCs/>
+        </w:rPr>
+        <w:t xml:space="preserve">Campuchia (KHR)</w:t>
+      </w:r>
+      <w:r>
+        <w:t xml:space="preserve">.</w:t>
       </w:r>
     </w:p>
     <w:p>
@@ -2135,7 +2275,17 @@
         <w:t xml:space="preserve">Nhà máy</w:t>
       </w:r>
       <w:r>
-        <w:t xml:space="preserve"> — chọn *Không có nhà máy* nếu đơn vị chưa có nhà máy chế biến.</w:t>
+        <w:t xml:space="preserve"> — chọn </w:t>
+      </w:r>
+      <w:r>
+        <w:rPr>
+          <w:b/>
+          <w:bCs/>
+        </w:rPr>
+        <w:t xml:space="preserve">Không có nhà máy</w:t>
+      </w:r>
+      <w:r>
+        <w:t xml:space="preserve"> nếu đơn vị chưa có nhà máy chế biến.</w:t>
       </w:r>
     </w:p>
     <w:p>
@@ -2369,7 +2519,17 @@
         <w:t xml:space="preserve">Tên khu vực mới</w:t>
       </w:r>
       <w:r>
-        <w:t xml:space="preserve"> — nhập tên vùng, vd *Bình Dương*.</w:t>
+        <w:t xml:space="preserve"> — nhập tên vùng, vd </w:t>
+      </w:r>
+      <w:r>
+        <w:rPr>
+          <w:b/>
+          <w:bCs/>
+        </w:rPr>
+        <w:t xml:space="preserve">Bình Dương</w:t>
+      </w:r>
+      <w:r>
+        <w:t xml:space="preserve">.</w:t>
       </w:r>
     </w:p>
     <w:p>
@@ -2470,7 +2630,17 @@
         <w:spacing w:after="80"/>
       </w:pPr>
       <w:r>
-        <w:t xml:space="preserve">Tạo khu vực xong mới gán được cho đơn vị ở tab *Đơn vị* (mục 7).</w:t>
+        <w:t xml:space="preserve">Tạo khu vực xong mới gán được cho đơn vị ở tab </w:t>
+      </w:r>
+      <w:r>
+        <w:rPr>
+          <w:b/>
+          <w:bCs/>
+        </w:rPr>
+        <w:t xml:space="preserve">Đơn vị</w:t>
+      </w:r>
+      <w:r>
+        <w:t xml:space="preserve"> (mục 7).</w:t>
       </w:r>
     </w:p>
     <w:p>
@@ -2490,7 +2660,27 @@
         <w:t xml:space="preserve">Xoá một khu vực sẽ gỡ gán</w:t>
       </w:r>
       <w:r>
-        <w:t xml:space="preserve"> ở tất cả đơn vị đang thuộc khu vực đó — cân nhắc dùng *Ẩn* thay vì *Xoá*.</w:t>
+        <w:t xml:space="preserve"> ở tất cả đơn vị đang thuộc khu vực đó — cân nhắc dùng </w:t>
+      </w:r>
+      <w:r>
+        <w:rPr>
+          <w:b/>
+          <w:bCs/>
+        </w:rPr>
+        <w:t xml:space="preserve">Ẩn</w:t>
+      </w:r>
+      <w:r>
+        <w:t xml:space="preserve"> thay vì </w:t>
+      </w:r>
+      <w:r>
+        <w:rPr>
+          <w:b/>
+          <w:bCs/>
+        </w:rPr>
+        <w:t xml:space="preserve">Xoá</w:t>
+      </w:r>
+      <w:r>
+        <w:t xml:space="preserve">.</w:t>
       </w:r>
     </w:p>
     <w:p>
@@ -2763,7 +2953,17 @@
         <w:t xml:space="preserve">Khoá API và mật khẩu luôn bị che</w:t>
       </w:r>
       <w:r>
-        <w:t xml:space="preserve">, chỉ hiện nhãn *Đã đặt*. </w:t>
+        <w:t xml:space="preserve">, chỉ hiện nhãn </w:t>
+      </w:r>
+      <w:r>
+        <w:rPr>
+          <w:b/>
+          <w:bCs/>
+        </w:rPr>
+        <w:t xml:space="preserve">Đã đặt</w:t>
+      </w:r>
+      <w:r>
+        <w:t xml:space="preserve">. </w:t>
       </w:r>
       <w:r>
         <w:rPr>
@@ -2796,7 +2996,17 @@
         <w:t xml:space="preserve">Cửa sổ nhập liệu</w:t>
       </w:r>
       <w:r>
-        <w:t xml:space="preserve"> có hai thông số độc lập cho đơn vị thành viên và cho chuyên viên (mặc định 7 ngày). Quá số ngày này, dòng số liệu chuyển sang *(chỉ xem)*.</w:t>
+        <w:t xml:space="preserve"> có hai thông số độc lập cho đơn vị thành viên và cho chuyên viên (mặc định 7 ngày). Quá số ngày này, dòng số liệu chuyển sang </w:t>
+      </w:r>
+      <w:r>
+        <w:rPr>
+          <w:b/>
+          <w:bCs/>
+        </w:rPr>
+        <w:t xml:space="preserve">(chỉ xem)</w:t>
+      </w:r>
+      <w:r>
+        <w:t xml:space="preserve">.</w:t>
       </w:r>
     </w:p>
     <w:p>
@@ -2995,7 +3205,47 @@
         <w:t xml:space="preserve">Lần chạy gần nhất</w:t>
       </w:r>
       <w:r>
-        <w:t xml:space="preserve"> — kết quả lần chạy vừa rồi: *Thành công* · *Lỗi* · *Không có dữ liệu* · *Đang chạy*.</w:t>
+        <w:t xml:space="preserve"> — kết quả lần chạy vừa rồi: </w:t>
+      </w:r>
+      <w:r>
+        <w:rPr>
+          <w:b/>
+          <w:bCs/>
+        </w:rPr>
+        <w:t xml:space="preserve">Thành công</w:t>
+      </w:r>
+      <w:r>
+        <w:t xml:space="preserve"> · </w:t>
+      </w:r>
+      <w:r>
+        <w:rPr>
+          <w:b/>
+          <w:bCs/>
+        </w:rPr>
+        <w:t xml:space="preserve">Lỗi</w:t>
+      </w:r>
+      <w:r>
+        <w:t xml:space="preserve"> · </w:t>
+      </w:r>
+      <w:r>
+        <w:rPr>
+          <w:b/>
+          <w:bCs/>
+        </w:rPr>
+        <w:t xml:space="preserve">Không có dữ liệu</w:t>
+      </w:r>
+      <w:r>
+        <w:t xml:space="preserve"> · </w:t>
+      </w:r>
+      <w:r>
+        <w:rPr>
+          <w:b/>
+          <w:bCs/>
+        </w:rPr>
+        <w:t xml:space="preserve">Đang chạy</w:t>
+      </w:r>
+      <w:r>
+        <w:t xml:space="preserve">.</w:t>
       </w:r>
     </w:p>
     <w:p>

--- a/docs/huong-dan/quan-tri-he-thong/Huong-dan-quan-tri-he-thong.docx
+++ b/docs/huong-dan/quan-tri-he-thong/Huong-dan-quan-tri-he-thong.docx
@@ -3007,6 +3007,59 @@
       </w:r>
       <w:r>
         <w:t xml:space="preserve">.</w:t>
+      </w:r>
+    </w:p>
+    <w:p>
+      <w:pPr>
+        <w:pStyle w:val="ListParagraph"/>
+        <w:numPr>
+          <w:ilvl w:val="0"/>
+          <w:numId w:val="3"/>
+        </w:numPr>
+        <w:spacing w:after="80"/>
+      </w:pPr>
+      <w:r>
+        <w:t xml:space="preserve">Tab </w:t>
+      </w:r>
+      <w:r>
+        <w:rPr>
+          <w:b/>
+          <w:bCs/>
+        </w:rPr>
+        <w:t xml:space="preserve">Cửa sổ nhập liệu</w:t>
+      </w:r>
+      <w:r>
+        <w:t xml:space="preserve"> còn ô </w:t>
+      </w:r>
+      <w:r>
+        <w:rPr>
+          <w:b/>
+          <w:bCs/>
+        </w:rPr>
+        <w:t xml:space="preserve">“Cảnh báo thiếu số liệu — rà bao nhiêu ngày gần nhất”</w:t>
+      </w:r>
+      <w:r>
+        <w:t xml:space="preserve"> (mặc định </w:t>
+      </w:r>
+      <w:r>
+        <w:rPr>
+          <w:b/>
+          <w:bCs/>
+        </w:rPr>
+        <w:t xml:space="preserve">14</w:t>
+      </w:r>
+      <w:r>
+        <w:t xml:space="preserve">): bảng nhắc trên màn hình đơn vị rà lại bấy nhiêu ngày. Đặt </w:t>
+      </w:r>
+      <w:r>
+        <w:rPr>
+          <w:b/>
+          <w:bCs/>
+        </w:rPr>
+        <w:t xml:space="preserve">0 = tắt hẳn cảnh báo</w:t>
+      </w:r>
+      <w:r>
+        <w:t xml:space="preserve">; số âm bị bỏ qua, quay về mặc định. Rà xa hơn số ngày sửa được vẫn hợp lệ — những ngày quá hạn hiện màu xám, đơn vị phải báo Ban TTKD nhập hộ.</w:t>
       </w:r>
     </w:p>
     <w:p>

--- a/docs/huong-dan/quan-tri-he-thong/Huong-dan-quan-tri-he-thong.docx
+++ b/docs/huong-dan/quan-tri-he-thong/Huong-dan-quan-tri-he-thong.docx
@@ -3007,6 +3007,69 @@
       </w:r>
       <w:r>
         <w:t xml:space="preserve">.</w:t>
+      </w:r>
+    </w:p>
+    <w:p>
+      <w:pPr>
+        <w:pStyle w:val="ListParagraph"/>
+        <w:numPr>
+          <w:ilvl w:val="0"/>
+          <w:numId w:val="3"/>
+        </w:numPr>
+        <w:spacing w:after="80"/>
+      </w:pPr>
+      <w:r>
+        <w:t xml:space="preserve">Riêng biểu </w:t>
+      </w:r>
+      <w:r>
+        <w:rPr>
+          <w:b/>
+          <w:bCs/>
+        </w:rPr>
+        <w:t xml:space="preserve">Tồn kho</w:t>
+      </w:r>
+      <w:r>
+        <w:t xml:space="preserve"> được nhập trễ hơn các mục khác </w:t>
+      </w:r>
+      <w:r>
+        <w:rPr>
+          <w:b/>
+          <w:bCs/>
+        </w:rPr>
+        <w:t xml:space="preserve">1 ngày</w:t>
+      </w:r>
+      <w:r>
+        <w:t xml:space="preserve"> — đặt ở ô </w:t>
+      </w:r>
+      <w:r>
+        <w:rPr>
+          <w:b/>
+          <w:bCs/>
+        </w:rPr>
+        <w:t xml:space="preserve">“Biểu Tồn kho được nhập trễ hơn các mục khác bao nhiêu ngày”</w:t>
+      </w:r>
+      <w:r>
+        <w:t xml:space="preserve">. Tồn cuối ngày phải kiểm kho xong mới có số, nên ví dụ đặt cửa sổ </w:t>
+      </w:r>
+      <w:r>
+        <w:rPr>
+          <w:b/>
+          <w:bCs/>
+        </w:rPr>
+        <w:t xml:space="preserve">0</w:t>
+      </w:r>
+      <w:r>
+        <w:t xml:space="preserve">: các mục khác phải nhập trong ngày, còn biểu Tồn kho vẫn nhập được hết ngày hôm sau. Đặt ô này </w:t>
+      </w:r>
+      <w:r>
+        <w:rPr>
+          <w:b/>
+          <w:bCs/>
+        </w:rPr>
+        <w:t xml:space="preserve">0</w:t>
+      </w:r>
+      <w:r>
+        <w:t xml:space="preserve"> = biểu Tồn kho giống mọi mục khác.</w:t>
       </w:r>
     </w:p>
     <w:p>

--- a/docs/huong-dan/quan-tri-he-thong/Huong-dan-quan-tri-he-thong.docx
+++ b/docs/huong-dan/quan-tri-he-thong/Huong-dan-quan-tri-he-thong.docx
@@ -3019,7 +3019,17 @@
         <w:spacing w:after="80"/>
       </w:pPr>
       <w:r>
-        <w:t xml:space="preserve">Riêng biểu </w:t>
+        <w:t xml:space="preserve">Riêng hai biểu </w:t>
+      </w:r>
+      <w:r>
+        <w:rPr>
+          <w:b/>
+          <w:bCs/>
+        </w:rPr>
+        <w:t xml:space="preserve">Thu mua</w:t>
+      </w:r>
+      <w:r>
+        <w:t xml:space="preserve"> và </w:t>
       </w:r>
       <w:r>
         <w:rPr>
@@ -3039,7 +3049,17 @@
         <w:t xml:space="preserve">1 ngày</w:t>
       </w:r>
       <w:r>
-        <w:t xml:space="preserve"> — đặt ở ô </w:t>
+        <w:t xml:space="preserve"> — mỗi biểu một ô: </w:t>
+      </w:r>
+      <w:r>
+        <w:rPr>
+          <w:b/>
+          <w:bCs/>
+        </w:rPr>
+        <w:t xml:space="preserve">“Biểu Thu mua được nhập trễ hơn các mục khác bao nhiêu ngày”</w:t>
+      </w:r>
+      <w:r>
+        <w:t xml:space="preserve"> và </w:t>
       </w:r>
       <w:r>
         <w:rPr>
@@ -3049,7 +3069,7 @@
         <w:t xml:space="preserve">“Biểu Tồn kho được nhập trễ hơn các mục khác bao nhiêu ngày”</w:t>
       </w:r>
       <w:r>
-        <w:t xml:space="preserve">. Tồn cuối ngày phải kiểm kho xong mới có số, nên ví dụ đặt cửa sổ </w:t>
+        <w:t xml:space="preserve">. Ví dụ đặt cửa sổ </w:t>
       </w:r>
       <w:r>
         <w:rPr>
@@ -3059,7 +3079,7 @@
         <w:t xml:space="preserve">0</w:t>
       </w:r>
       <w:r>
-        <w:t xml:space="preserve">: các mục khác phải nhập trong ngày, còn biểu Tồn kho vẫn nhập được hết ngày hôm sau. Đặt ô này </w:t>
+        <w:t xml:space="preserve">: các mục khác phải nhập trong ngày, còn hai biểu này vẫn nhập được hết ngày hôm sau (đơn giá mủ trên biểu Thu mua đi cùng biểu). Đặt ô của biểu nào về </w:t>
       </w:r>
       <w:r>
         <w:rPr>
@@ -3069,7 +3089,7 @@
         <w:t xml:space="preserve">0</w:t>
       </w:r>
       <w:r>
-        <w:t xml:space="preserve"> = biểu Tồn kho giống mọi mục khác.</w:t>
+        <w:t xml:space="preserve"> = biểu đó giống mọi mục khác.</w:t>
       </w:r>
     </w:p>
     <w:p>

--- a/docs/huong-dan/quan-tri-he-thong/Huong-dan-quan-tri-he-thong.docx
+++ b/docs/huong-dan/quan-tri-he-thong/Huong-dan-quan-tri-he-thong.docx
@@ -2878,7 +2878,7 @@
         <w:t xml:space="preserve">Cửa sổ nhập liệu</w:t>
       </w:r>
       <w:r>
-        <w:t xml:space="preserve"> — số ngày gần nhất mà đơn vị / chuyên viên còn được sửa số liệu.</w:t>
+        <w:t xml:space="preserve"> — hạn nhập/sửa số liệu của đơn vị và chuyên viên.</w:t>
       </w:r>
     </w:p>
     <w:p>
@@ -2986,6 +2986,92 @@
         <w:spacing w:after="80"/>
       </w:pPr>
       <w:r>
+        <w:t xml:space="preserve">Hạn nhập tính tới </w:t>
+      </w:r>
+      <w:r>
+        <w:rPr>
+          <w:b/>
+          <w:bCs/>
+        </w:rPr>
+        <w:t xml:space="preserve">giờ chốt</w:t>
+      </w:r>
+      <w:r>
+        <w:t xml:space="preserve">: số liệu ngày D nhập/sửa được đến </w:t>
+      </w:r>
+      <w:r>
+        <w:rPr>
+          <w:b/>
+          <w:bCs/>
+        </w:rPr>
+        <w:t xml:space="preserve">11:00 ngày D + N</w:t>
+      </w:r>
+      <w:r>
+        <w:t xml:space="preserve">. N đặt riêng cho đơn vị thành viên và cho chuyên viên (mặc định 7). Đặt </w:t>
+      </w:r>
+      <w:r>
+        <w:rPr>
+          <w:b/>
+          <w:bCs/>
+        </w:rPr>
+        <w:t xml:space="preserve">0</w:t>
+      </w:r>
+      <w:r>
+        <w:t xml:space="preserve"> = nhập đến 11:00 cùng ngày; đặt </w:t>
+      </w:r>
+      <w:r>
+        <w:rPr>
+          <w:b/>
+          <w:bCs/>
+        </w:rPr>
+        <w:t xml:space="preserve">1</w:t>
+      </w:r>
+      <w:r>
+        <w:t xml:space="preserve"> = nhập đến 11:00 ngày hôm sau. Quá hạn, dòng số liệu chuyển sang </w:t>
+      </w:r>
+      <w:r>
+        <w:rPr>
+          <w:b/>
+          <w:bCs/>
+        </w:rPr>
+        <w:t xml:space="preserve">(chỉ xem)</w:t>
+      </w:r>
+      <w:r>
+        <w:t xml:space="preserve">.</w:t>
+      </w:r>
+    </w:p>
+    <w:p>
+      <w:pPr>
+        <w:pStyle w:val="ListParagraph"/>
+        <w:numPr>
+          <w:ilvl w:val="0"/>
+          <w:numId w:val="3"/>
+        </w:numPr>
+        <w:spacing w:after="80"/>
+      </w:pPr>
+      <w:r>
+        <w:t xml:space="preserve">Hạn này áp chung cho mọi mục: Thu mua, Tiêu thụ – Tồn kho, giá mủ, nhu cầu thị trường, ngày giao hợp đồng. Đổi giờ chốt ở ô </w:t>
+      </w:r>
+      <w:r>
+        <w:rPr>
+          <w:b/>
+          <w:bCs/>
+        </w:rPr>
+        <w:t xml:space="preserve">“Giờ chốt nhập liệu”</w:t>
+      </w:r>
+      <w:r>
+        <w:t xml:space="preserve"> (mặc định 11).</w:t>
+      </w:r>
+    </w:p>
+    <w:p>
+      <w:pPr>
+        <w:pStyle w:val="ListParagraph"/>
+        <w:numPr>
+          <w:ilvl w:val="0"/>
+          <w:numId w:val="3"/>
+        </w:numPr>
+        <w:spacing w:after="80"/>
+      </w:pPr>
+      <w:r>
         <w:t xml:space="preserve">Tab </w:t>
       </w:r>
       <w:r>
@@ -2996,122 +3082,6 @@
         <w:t xml:space="preserve">Cửa sổ nhập liệu</w:t>
       </w:r>
       <w:r>
-        <w:t xml:space="preserve"> có hai thông số độc lập cho đơn vị thành viên và cho chuyên viên (mặc định 7 ngày). Quá số ngày này, dòng số liệu chuyển sang </w:t>
-      </w:r>
-      <w:r>
-        <w:rPr>
-          <w:b/>
-          <w:bCs/>
-        </w:rPr>
-        <w:t xml:space="preserve">(chỉ xem)</w:t>
-      </w:r>
-      <w:r>
-        <w:t xml:space="preserve">.</w:t>
-      </w:r>
-    </w:p>
-    <w:p>
-      <w:pPr>
-        <w:pStyle w:val="ListParagraph"/>
-        <w:numPr>
-          <w:ilvl w:val="0"/>
-          <w:numId w:val="3"/>
-        </w:numPr>
-        <w:spacing w:after="80"/>
-      </w:pPr>
-      <w:r>
-        <w:t xml:space="preserve">Riêng hai biểu </w:t>
-      </w:r>
-      <w:r>
-        <w:rPr>
-          <w:b/>
-          <w:bCs/>
-        </w:rPr>
-        <w:t xml:space="preserve">Thu mua</w:t>
-      </w:r>
-      <w:r>
-        <w:t xml:space="preserve"> và </w:t>
-      </w:r>
-      <w:r>
-        <w:rPr>
-          <w:b/>
-          <w:bCs/>
-        </w:rPr>
-        <w:t xml:space="preserve">Tồn kho</w:t>
-      </w:r>
-      <w:r>
-        <w:t xml:space="preserve"> được nhập trễ hơn các mục khác </w:t>
-      </w:r>
-      <w:r>
-        <w:rPr>
-          <w:b/>
-          <w:bCs/>
-        </w:rPr>
-        <w:t xml:space="preserve">1 ngày</w:t>
-      </w:r>
-      <w:r>
-        <w:t xml:space="preserve"> — mỗi biểu một ô: </w:t>
-      </w:r>
-      <w:r>
-        <w:rPr>
-          <w:b/>
-          <w:bCs/>
-        </w:rPr>
-        <w:t xml:space="preserve">“Biểu Thu mua được nhập trễ hơn các mục khác bao nhiêu ngày”</w:t>
-      </w:r>
-      <w:r>
-        <w:t xml:space="preserve"> và </w:t>
-      </w:r>
-      <w:r>
-        <w:rPr>
-          <w:b/>
-          <w:bCs/>
-        </w:rPr>
-        <w:t xml:space="preserve">“Biểu Tồn kho được nhập trễ hơn các mục khác bao nhiêu ngày”</w:t>
-      </w:r>
-      <w:r>
-        <w:t xml:space="preserve">. Ví dụ đặt cửa sổ </w:t>
-      </w:r>
-      <w:r>
-        <w:rPr>
-          <w:b/>
-          <w:bCs/>
-        </w:rPr>
-        <w:t xml:space="preserve">0</w:t>
-      </w:r>
-      <w:r>
-        <w:t xml:space="preserve">: các mục khác phải nhập trong ngày, còn hai biểu này vẫn nhập được hết ngày hôm sau (đơn giá mủ trên biểu Thu mua đi cùng biểu). Đặt ô của biểu nào về </w:t>
-      </w:r>
-      <w:r>
-        <w:rPr>
-          <w:b/>
-          <w:bCs/>
-        </w:rPr>
-        <w:t xml:space="preserve">0</w:t>
-      </w:r>
-      <w:r>
-        <w:t xml:space="preserve"> = biểu đó giống mọi mục khác.</w:t>
-      </w:r>
-    </w:p>
-    <w:p>
-      <w:pPr>
-        <w:pStyle w:val="ListParagraph"/>
-        <w:numPr>
-          <w:ilvl w:val="0"/>
-          <w:numId w:val="3"/>
-        </w:numPr>
-        <w:spacing w:after="80"/>
-      </w:pPr>
-      <w:r>
-        <w:t xml:space="preserve">Tab </w:t>
-      </w:r>
-      <w:r>
-        <w:rPr>
-          <w:b/>
-          <w:bCs/>
-        </w:rPr>
-        <w:t xml:space="preserve">Cửa sổ nhập liệu</w:t>
-      </w:r>
-      <w:r>
         <w:t xml:space="preserve"> còn ô </w:t>
       </w:r>
       <w:r>
@@ -3142,7 +3112,7 @@
         <w:t xml:space="preserve">0 = tắt hẳn cảnh báo</w:t>
       </w:r>
       <w:r>
-        <w:t xml:space="preserve">; số âm bị bỏ qua, quay về mặc định. Rà xa hơn số ngày sửa được vẫn hợp lệ — những ngày quá hạn hiện màu xám, đơn vị phải báo Ban TTKD nhập hộ.</w:t>
+        <w:t xml:space="preserve">; số âm bị bỏ qua, quay về mặc định. Rà xa hơn hạn sửa vẫn hợp lệ — những ngày quá hạn hiện màu xám, đơn vị phải báo Ban TTKD nhập hộ.</w:t>
       </w:r>
     </w:p>
     <w:p>
